--- a/docs/exports/project-status-roadmap.docx
+++ b/docs/exports/project-status-roadmap.docx
@@ -330,6 +330,22 @@
         <w:pStyle w:val="ListParagraph"/>
       </w:pPr>
       <w:r>
+        <w:t xml:space="preserve">- Marketplace connector factory for all non-social registry sources (37 portals/classifieds/agencies/OTAs/registers): shared `HtmlPortalConnector`, legal-rule derivation, optional `sync-database` CLI to upsert `source_registry` planning fields, `source_legal_rule`, and `source_endpoint` rows.</w:t>
+      </w:r>
+    </w:p>
+    <w:p>
+      <w:pPr>
+        <w:pStyle w:val="ListParagraph"/>
+      </w:pPr>
+      <w:r>
+        <w:t xml:space="preserve">- Alembic revision `20260408_0002` plus `sql/schema.sql` updates for `primary_url`, `related_urls`, `languages`, and `listing_types` on `source_registry`.</w:t>
+      </w:r>
+    </w:p>
+    <w:p>
+      <w:pPr>
+        <w:pStyle w:val="ListParagraph"/>
+      </w:pPr>
+      <w:r>
         <w:t xml:space="preserve">- Unit tests for current scaffold.</w:t>
       </w:r>
     </w:p>
@@ -356,7 +372,7 @@
         <w:pStyle w:val="ListParagraph"/>
       </w:pPr>
       <w:r>
-        <w:t xml:space="preserve">- No real tier-1 live connector for `Homes.bg`, `OLX.bg`, `alo.bg`, `imot.bg`, or other portals.</w:t>
+        <w:t xml:space="preserve">- No real tier-1 live connector for `OLX.bg`, `alo.bg`, `imot.bg`, or other portals beyond the shared HTML scaffold (Homes.bg remains the only fixture-tuned parser).</w:t>
       </w:r>
     </w:p>
     <w:p>
@@ -452,7 +468,7 @@
         <w:pStyle w:val="ListParagraph"/>
       </w:pPr>
       <w:r>
-        <w:t xml:space="preserve">- Source registry persistence is still lossy: the DB schema/repository layer does not yet store all registry planning fields such as `primary_url`, `related_urls`, `languages`, and `listing_types`.</w:t>
+        <w:t xml:space="preserve">- Source registry persistence now stores `primary_url`, `related_urls`, `languages`, and `listing_types` when `sync-database` is run against PostgreSQL.</w:t>
       </w:r>
     </w:p>
     <w:p>

--- a/docs/exports/project-status-roadmap.docx
+++ b/docs/exports/project-status-roadmap.docx
@@ -234,7 +234,7 @@
         <w:pStyle w:val="ListParagraph"/>
       </w:pPr>
       <w:r>
-        <w:t xml:space="preserve">- Frontend dependency metadata in `package.json`.</w:t>
+        <w:t xml:space="preserve">- Frontend dependency metadata in `package.json` plus a runnable Next.js App Router shell (Tailwind, TanStack Query, home + MVP routes) that reads the Python dev API (`/health`, `/sources`) when `make run-api` is up.</w:t>
       </w:r>
     </w:p>
     <w:p>
@@ -444,15 +444,15 @@
         <w:pStyle w:val="ListParagraph"/>
       </w:pPr>
       <w:r>
-        <w:t xml:space="preserve">- No Next.js frontend yet.</w:t>
-      </w:r>
-    </w:p>
-    <w:p>
-      <w:pPr>
-        <w:pStyle w:val="ListParagraph"/>
-      </w:pPr>
-      <w:r>
-        <w:t xml:space="preserve">- The current `run-api`, `run-worker`, `run-scheduler`, and `run-frontend` targets are development placeholders, not production services.</w:t>
+        <w:t xml:space="preserve">- Next.js App Router UI shell exists at the repo root (`app/`, `npm run dev`); listings feed and map/chat/settings/admin are placeholders until FastAPI and CRM/map APIs land.</w:t>
+      </w:r>
+    </w:p>
+    <w:p>
+      <w:pPr>
+        <w:pStyle w:val="ListParagraph"/>
+      </w:pPr>
+      <w:r>
+        <w:t xml:space="preserve">- The current `run-api`, `run-worker`, `run-scheduler`, and `run-frontend` targets are development placeholders, not production services (`run-frontend` now starts Next.js when Node/npm is available).</w:t>
       </w:r>
     </w:p>
     <w:p>
@@ -492,7 +492,7 @@
         <w:pStyle w:val="ListParagraph"/>
       </w:pPr>
       <w:r>
-        <w:t xml:space="preserve">- No `/listings`, `/properties/[id]`, `/map`, `/chat`, `/settings`, or `/admin` pages yet.</w:t>
+        <w:t xml:space="preserve">- `/listings`, `/properties/[id]`, `/map`, `/chat`, `/settings`, and `/admin` routes exist as designed shells; canonical listing search, map layers, and CRM are not wired to real APIs yet.</w:t>
       </w:r>
     </w:p>
     <w:p>
@@ -1506,18 +1506,18 @@
     </w:p>
     <w:p>
       <w:pPr>
-        <w:pStyle w:val="ChecklistTodo"/>
-      </w:pPr>
-      <w:r>
-        <w:t xml:space="preserve">TODO - 97. Create Next.js frontend app under `web/`.</w:t>
-      </w:r>
-    </w:p>
-    <w:p>
-      <w:pPr>
-        <w:pStyle w:val="ChecklistTodo"/>
-      </w:pPr>
-      <w:r>
-        <w:t xml:space="preserve">TODO - 98. Implement shared typed API client.</w:t>
+        <w:pStyle w:val="ChecklistDone"/>
+      </w:pPr>
+      <w:r>
+        <w:t xml:space="preserve">DONE - 97. Create Next.js frontend app (App Router at repo root next to `package.json`; static `web/index.html` remains a fallback via `make run-frontend-static`).</w:t>
+      </w:r>
+    </w:p>
+    <w:p>
+      <w:pPr>
+        <w:pStyle w:val="ListParagraph"/>
+      </w:pPr>
+      <w:r>
+        <w:t xml:space="preserve">- [~] 98. Implement shared typed API client (server fetch helpers, `/api/backend/*` proxy, TanStack Query for live health pill; expand when FastAPI is live).</w:t>
       </w:r>
     </w:p>
     <w:p>

--- a/docs/exports/project-status-roadmap.docx
+++ b/docs/exports/project-status-roadmap.docx
@@ -12,7 +12,7 @@
     </w:p>
     <w:p>
       <w:r>
-        <w:t>Updated: 2026-04-08</w:t>
+        <w:t>Updated: 2026-04-09</w:t>
       </w:r>
     </w:p>
     <w:p>
@@ -25,7 +25,50 @@
     </w:p>
     <w:p>
       <w:r>
-        <w:t>The project is at **Stage 2: Database And Persistence - In Progress**.</w:t>
+        <w:t>The project is at **Stage 3: Live tier-1/2 ingestion + volume gate — primary focus**.</w:t>
+      </w:r>
+    </w:p>
+    <w:p>
+      <w:r>
+        <w:t>**Previous:** Stage 2 (database and persistence) remains in motion with many backend slices implemented or awaiting verification.</w:t>
+      </w:r>
+    </w:p>
+    <w:p>
+      <w:r>
+        <w:t>**Now:** Execution is **sequenced** per `docs/agents/TASKS.md` § “Immediate execution priorities (2026-04-09)”:</w:t>
+      </w:r>
+    </w:p>
+    <w:p>
+      <w:r>
+        <w:t>1. **`scraper_1`**: `S1-15` → **`S1-18`** (non-stop until **≥100 listings × ≥5** tier-1/2 sources in **`canonical_listing`**; report in `docs/exports/tier12-live-volume-report.md`).</w:t>
+      </w:r>
+    </w:p>
+    <w:p>
+      <w:r>
+        <w:t>2. **`backend_developer`**: **`BD-11`** first so live rows are countable in Postgres; **`BD-12`+** after `S1-18`.</w:t>
+      </w:r>
+    </w:p>
+    <w:p>
+      <w:r>
+        <w:t>3. **`debugger`**: **`DBG-06`** / **`DBG-05`** after live volume + ingest proof unless waived.</w:t>
+      </w:r>
+    </w:p>
+    <w:p>
+      <w:r>
+        <w:t>**Fixture analysis:** `docs/exports/stage1-product-type-coverage.md` — all required product types covered by tier-1/2 fixtures (parser readiness, not production volume).</w:t>
+      </w:r>
+    </w:p>
+    <w:p>
+      <w:pPr>
+        <w:pStyle w:val="Heading1"/>
+      </w:pPr>
+      <w:r>
+        <w:t>Prior Stage Note (Stage 2)</w:t>
+      </w:r>
+    </w:p>
+    <w:p>
+      <w:r>
+        <w:t>The project was at **Stage 2: Database And Persistence - In Progress**.</w:t>
       </w:r>
     </w:p>
     <w:p>

--- a/docs/exports/project-status-roadmap.docx
+++ b/docs/exports/project-status-roadmap.docx
@@ -12,7 +12,7 @@
     </w:p>
     <w:p>
       <w:r>
-        <w:t>Updated: 2026-04-09</w:t>
+        <w:t>Updated: 2026-04-28</w:t>
       </w:r>
     </w:p>
     <w:p>
@@ -25,7 +25,65 @@
     </w:p>
     <w:p>
       <w:r>
-        <w:t>The project is at **Stage 3: Live tier-1/2 ingestion + volume gate — primary focus**.</w:t>
+        <w:t>The project is at **Stage 4/9 bridge: tier-1/2 scrape-quality hardening plus product-map UI stabilization**.</w:t>
+      </w:r>
+    </w:p>
+    <w:p>
+      <w:r>
+        <w:t>The active operator priority is no longer only fixture scaffolding. The repo now contains a file-backed scrape corpus, source/photo dashboards, a Next.js product surface, and a MapLibre/OpenFreeMap 2D/3D map implementation. The next reliable gate is to prove quality across each listing before expanding volume: source links, page description, image counts, local image files, price/size/category plausibility, and building/address confidence.</w:t>
+      </w:r>
+    </w:p>
+    <w:p>
+      <w:pPr>
+        <w:pStyle w:val="Heading1"/>
+      </w:pPr>
+      <w:r>
+        <w:t>2026-04-28 Current Reporting Pack</w:t>
+      </w:r>
+    </w:p>
+    <w:p>
+      <w:r>
+        <w:t>Repo-owned DOCX outputs were refreshed for handoff and review:</w:t>
+      </w:r>
+    </w:p>
+    <w:p>
+      <w:r>
+        <w:t>| Artifact | Current scope |</w:t>
+      </w:r>
+    </w:p>
+    <w:p>
+      <w:r>
+        <w:t>|---|---|</w:t>
+      </w:r>
+    </w:p>
+    <w:p>
+      <w:r>
+        <w:t>| `docs/exports/bulgaria-real-estate-source-report.docx` | Source registry plus four-bucket scrape/photo/pattern addendum. |</w:t>
+      </w:r>
+    </w:p>
+    <w:p>
+      <w:r>
+        <w:t>| `docs/exports/project-architecture-execution-guide.docx` | Architecture, agent responsibilities, reporting pack, and OpenClaw/Gemma4 handoff rules. |</w:t>
+      </w:r>
+    </w:p>
+    <w:p>
+      <w:r>
+        <w:t>| `docs/exports/project-status-roadmap.docx` | Current stage, risks, and next execution order. |</w:t>
+      </w:r>
+    </w:p>
+    <w:p>
+      <w:r>
+        <w:t>Current four-bucket sources prepared for Gemma4/OpenClaw reporting: `Address.bg`, `BulgarianProperties`, `Homes.bg`, `imot.bg`, `LUXIMMO`, `property.bg`, and `SUPRIMMO`.</w:t>
+      </w:r>
+    </w:p>
+    <w:p>
+      <w:r>
+        <w:t>Current required product buckets: buy residential, buy commercial, rent residential, rent commercial.</w:t>
+      </w:r>
+    </w:p>
+    <w:p>
+      <w:r>
+        <w:t>The next Gemma4 task is per-property image description plus QA reporting from local files only. The next Codex/debugger task after that is to compare each generated image report against scraped descriptions, source links, photo counts, price/size ranges, and map/building confidence.</w:t>
       </w:r>
     </w:p>
     <w:p>

--- a/docs/exports/project-status-roadmap.docx
+++ b/docs/exports/project-status-roadmap.docx
@@ -12,7 +12,7 @@
     </w:p>
     <w:p>
       <w:r>
-        <w:t>Updated: 2026-04-28</w:t>
+        <w:t>Updated: 2026-04-29</w:t>
       </w:r>
     </w:p>
     <w:p>
@@ -25,12 +25,12 @@
     </w:p>
     <w:p>
       <w:r>
-        <w:t>The project is at **Stage 4/9 bridge: tier-1/2 scrape-quality hardening plus product-map UI stabilization**.</w:t>
+        <w:t>The project is at **Stage 4/9 bridge: tier-1/2 scrape-quality hardening, property image reporting, and product-map UI stabilization**.</w:t>
       </w:r>
     </w:p>
     <w:p>
       <w:r>
-        <w:t>The active operator priority is no longer only fixture scaffolding. The repo now contains a file-backed scrape corpus, source/photo dashboards, a Next.js product surface, and a MapLibre/OpenFreeMap 2D/3D map implementation. The next reliable gate is to prove quality across each listing before expanding volume: source links, page description, image counts, local image files, price/size/category plausibility, and building/address confidence.</w:t>
+        <w:t>The active operator priority is no longer only fixture scaffolding. The repo now contains a file-backed scrape corpus, source/photo dashboards, a Next.js product surface, and a MapLibre/OpenFreeMap 2D/3D map implementation. The next reliable gate is ordered: Action0 property image reports from complete local galleries, Action1 seven-source full scrape/backfill, then Action2 remaining legal tier-1/2 sources.</w:t>
       </w:r>
     </w:p>
     <w:p>
@@ -38,7 +38,7 @@
         <w:pStyle w:val="Heading1"/>
       </w:pPr>
       <w:r>
-        <w:t>2026-04-28 Current Reporting Pack</w:t>
+        <w:t>2026-04-29 Current Reporting Pack</w:t>
       </w:r>
     </w:p>
     <w:p>
@@ -73,7 +73,7 @@
     </w:p>
     <w:p>
       <w:r>
-        <w:t>Current four-bucket sources prepared for Gemma4/OpenClaw reporting: `Address.bg`, `BulgarianProperties`, `Homes.bg`, `imot.bg`, `LUXIMMO`, `property.bg`, and `SUPRIMMO`.</w:t>
+        <w:t>Current four-bucket sources prepared for Gemma4/OpenClaw reporting and Action1 scrape/backfill: `Address.bg`, `BulgarianProperties`, `Homes.bg`, `imot.bg`, `LUXIMMO`, `property.bg`, and `SUPRIMMO`.</w:t>
       </w:r>
     </w:p>
     <w:p>
@@ -83,7 +83,36 @@
     </w:p>
     <w:p>
       <w:r>
-        <w:t>The next Gemma4 task is per-property image description plus QA reporting from local files only. The next Codex/debugger task after that is to compare each generated image report against scraped descriptions, source links, photo counts, price/size ranges, and map/building confidence.</w:t>
+        <w:t>Current S1-21 audit artifacts:</w:t>
+      </w:r>
+    </w:p>
+    <w:p>
+      <w:pPr>
+        <w:pStyle w:val="ListBullet"/>
+      </w:pPr>
+      <w:r>
+        <w:t>`docs/exports/s1-21-tier12-quality-audit-2026-04-29.md`</w:t>
+      </w:r>
+    </w:p>
+    <w:p>
+      <w:pPr>
+        <w:pStyle w:val="ListBullet"/>
+      </w:pPr>
+      <w:r>
+        <w:t>`docs/exports/s1-21-tier12-quality-audit-2026-04-29.json`</w:t>
+      </w:r>
+    </w:p>
+    <w:p>
+      <w:pPr>
+        <w:pStyle w:val="ListBullet"/>
+      </w:pPr>
+      <w:r>
+        <w:t>`docs/exports/s1-21-gemma-action0-eligible.json`</w:t>
+      </w:r>
+    </w:p>
+    <w:p>
+      <w:r>
+        <w:t>The next Gemma4 task is **Action0**: per-property image description plus QA reporting from local files only. After that, **Action1** runs the seven-source all-Bulgaria scrape/backfill under operator-approved live runtime. **Action2** continues to the remaining legal tier-1/2 sources after Action1 QA.</w:t>
       </w:r>
     </w:p>
     <w:p>
@@ -93,22 +122,32 @@
     </w:p>
     <w:p>
       <w:r>
-        <w:t>**Now:** Execution is **sequenced** per `docs/agents/TASKS.md` § “Immediate execution priorities (2026-04-09)”:</w:t>
+        <w:t>**Now:** Execution is **sequenced** per `docs/agents/TASKS.md` § `S1-21` / `S1-22`:</w:t>
       </w:r>
     </w:p>
     <w:p>
       <w:r>
-        <w:t>1. **`scraper_1`**: `S1-15` → **`S1-18`** (non-stop until **≥100 listings × ≥5** tier-1/2 sources in **`canonical_listing`**; report in `docs/exports/tier12-live-volume-report.md`).</w:t>
+        <w:t>1. **`scraper_1` / Codex**: `S1-21` verifies saved-row quality, image counts, local file validity, description fullness, and same-location grouping.</w:t>
       </w:r>
     </w:p>
     <w:p>
       <w:r>
-        <w:t>2. **`backend_developer`**: **`BD-11`** first so live rows are countable in Postgres; **`BD-12`+** after `S1-18`.</w:t>
+        <w:t>2. **`Gemma4/OpenClaw`**: `S1-22 Action0` describes every eligible property's local images and writes one whole-property visual/QA report.</w:t>
       </w:r>
     </w:p>
     <w:p>
       <w:r>
-        <w:t>3. **`debugger`**: **`DBG-06`** / **`DBG-05`** after live volume + ingest proof unless waived.</w:t>
+        <w:t>3. **`Gemma4/OpenClaw`**: `S1-22 Action1` scrapes/backfills the seven priority sources across four buckets.</w:t>
+      </w:r>
+    </w:p>
+    <w:p>
+      <w:r>
+        <w:t>4. **`Gemma4/OpenClaw`**: `S1-22 Action2` continues to remaining legal tier-1/2 sources.</w:t>
+      </w:r>
+    </w:p>
+    <w:p>
+      <w:r>
+        <w:t>5. **`debugger`**: verifies reports, source/photo counts, dashboards, and legal/runtime gating.</w:t>
       </w:r>
     </w:p>
     <w:p>

--- a/docs/exports/project-status-roadmap.docx
+++ b/docs/exports/project-status-roadmap.docx
@@ -25,12 +25,60 @@
     </w:p>
     <w:p>
       <w:r>
-        <w:t>The project is at **Stage 4/9 bridge: tier-1/2 scrape-quality hardening, property image reporting, and product-map UI stabilization**.</w:t>
+        <w:t>The project is at **Stage 4/9 bridge: tier-1/2 scrape-quality hardening plus account/chat foundation hardening**.</w:t>
       </w:r>
     </w:p>
     <w:p>
       <w:r>
-        <w:t>The active operator priority is no longer only fixture scaffolding. The repo now contains a file-backed scrape corpus, source/photo dashboards, a Next.js product surface, and a MapLibre/OpenFreeMap 2D/3D map implementation. The next reliable gate is ordered: Action0 property image reports from complete local galleries, Action1 seven-source full scrape/backfill, then Action2 remaining legal tier-1/2 sources.</w:t>
+        <w:t>The active operator priority is no longer only fixture scaffolding. The repo now contains a file-backed scrape corpus, source/photo dashboards, a Next.js product surface, a MapLibre/OpenFreeMap 2D/3D map implementation, and a protected account/chat foundation. The next reliable gate is to prove source quality and persistence quality before expanding volume: source links, page description, image counts, local image files, price/size/category plausibility, building/address confidence, liked-property state history, and property-chat persistence.</w:t>
+      </w:r>
+    </w:p>
+    <w:p>
+      <w:pPr>
+        <w:pStyle w:val="Heading1"/>
+      </w:pPr>
+      <w:r>
+        <w:t>2026-04-29 Product/Data Update</w:t>
+      </w:r>
+    </w:p>
+    <w:p>
+      <w:r>
+        <w:t>| Area | Current state | Verification status |</w:t>
+      </w:r>
+    </w:p>
+    <w:p>
+      <w:r>
+        <w:t>|---|---|---|</w:t>
+      </w:r>
+    </w:p>
+    <w:p>
+      <w:r>
+        <w:t>| Liked properties | `saved_property` keeps status and update time; changes are recorded in `saved_property_status_event`. | Focused tests pass; PostgreSQL migration still needs runtime verification. |</w:t>
+      </w:r>
+    </w:p>
+    <w:p>
+      <w:r>
+        <w:t>| Property chat | `user_property_chat` connects user, property, and `lead_thread`; messages persist through the CRM message model. | Focused API tests pass; real Bearer-token DB run remains queued. |</w:t>
+      </w:r>
+    </w:p>
+    <w:p>
+      <w:r>
+        <w:t>| Chat provider | Backend chat supports local Ollama with `gemma4:26b` default and stub fallback. API keys stay server-side. | Mocked Ollama and local proxy smoke passed. |</w:t>
+      </w:r>
+    </w:p>
+    <w:p>
+      <w:r>
+        <w:t>| Account UI | `/settings` is now an account cabinet with mode switching, liked properties, saved searches, and chat entry points. | Typecheck passed; browser screenshot pass still pending. |</w:t>
+      </w:r>
+    </w:p>
+    <w:p>
+      <w:r>
+        <w:t>| Chat UI | `/chat` is now a global and selected-property chat workspace posting through `/api/backend/api/v1/chat`. | HTTP checks passed; Playwright/a11y pass still pending. |</w:t>
+      </w:r>
+    </w:p>
+    <w:p>
+      <w:r>
+        <w:t>| Social overlays | `SM-08` is queued for fixture-first messenger publication candidates from public Telegram and manual/consent-gated WhatsApp/Viber exports. | Planning doc exists; no live social access implemented. |</w:t>
       </w:r>
     </w:p>
     <w:p>
@@ -112,7 +160,7 @@
     </w:p>
     <w:p>
       <w:r>
-        <w:t>The next Gemma4 task is **Action0**: per-property image description plus QA reporting from local files only. After that, **Action1** runs the seven-source all-Bulgaria scrape/backfill under operator-approved live runtime. **Action2** continues to the remaining legal tier-1/2 sources after Action1 QA.</w:t>
+        <w:t>The next Gemma4/OpenClaw task sequence remains: **Action0** property image reports from complete local galleries, **Action1** seven-source all-Bulgaria scrape/backfill after operator acceptance, then **Action2** remaining legal tier-1/2 sources after Action1 QA.</w:t>
       </w:r>
     </w:p>
     <w:p>
@@ -127,27 +175,27 @@
     </w:p>
     <w:p>
       <w:r>
-        <w:t>1. **`scraper_1` / Codex**: `S1-21` verifies saved-row quality, image counts, local file validity, description fullness, and same-location grouping.</w:t>
+        <w:t>1. **`scraper_1` / Codex**: `S1-21` verifies saved-row quality, image counts, local file validity, description fullness, same-location grouping, and source-publication identity.</w:t>
       </w:r>
     </w:p>
     <w:p>
       <w:r>
-        <w:t>2. **`Gemma4/OpenClaw`**: `S1-22 Action0` describes every eligible property's local images and writes one whole-property visual/QA report.</w:t>
+        <w:t>2. **`Gemma4/OpenClaw`**: `S1-22 Action0` describes eligible local image galleries and writes one whole-property visual/QA report per property.</w:t>
       </w:r>
     </w:p>
     <w:p>
       <w:r>
-        <w:t>3. **`Gemma4/OpenClaw`**: `S1-22 Action1` scrapes/backfills the seven priority sources across four buckets.</w:t>
+        <w:t>3. **`Gemma4/OpenClaw`**: `S1-22 Action1` scrapes/backfills the seven priority sources across four buckets after operator `Action1 ACCEPT`.</w:t>
       </w:r>
     </w:p>
     <w:p>
       <w:r>
-        <w:t>4. **`Gemma4/OpenClaw`**: `S1-22 Action2` continues to remaining legal tier-1/2 sources.</w:t>
+        <w:t>4. **`Gemma4/OpenClaw`**: `S1-22 Action2` continues to remaining legal tier-1/2 sources after Action1 QA and operator approval.</w:t>
       </w:r>
     </w:p>
     <w:p>
       <w:r>
-        <w:t>5. **`debugger`**: verifies reports, source/photo counts, dashboards, and legal/runtime gating.</w:t>
+        <w:t>5. **`backend_developer` / `ux_ui_designer` / `debugger`**: verify account/chat migrations, API state, UI flows, and no-network test hardening through BD-17, UX-14, and DBG-10.</w:t>
       </w:r>
     </w:p>
     <w:p>
@@ -337,6 +385,30 @@
         <w:pStyle w:val="ListBullet"/>
       </w:pPr>
       <w:r>
+        <w:t>Authenticated user routes for liked properties and property chats are present behind Bearer auth.</w:t>
+      </w:r>
+    </w:p>
+    <w:p>
+      <w:pPr>
+        <w:pStyle w:val="ListBullet"/>
+      </w:pPr>
+      <w:r>
+        <w:t>Chat service can call the backend-local Ollama adapter (`gemma4:26b` default) and falls back to a stub when the local provider is unavailable.</w:t>
+      </w:r>
+    </w:p>
+    <w:p>
+      <w:pPr>
+        <w:pStyle w:val="ListBullet"/>
+      </w:pPr>
+      <w:r>
+        <w:t>`/settings` and `/chat` now expose account, liked-property, and property-chat workflows rather than placeholders.</w:t>
+      </w:r>
+    </w:p>
+    <w:p>
+      <w:pPr>
+        <w:pStyle w:val="ListBullet"/>
+      </w:pPr>
+      <w:r>
         <w:t>Development setup guide in `docs/development-setup.md`.</w:t>
       </w:r>
     </w:p>
@@ -465,7 +537,7 @@
         <w:pStyle w:val="ListBullet"/>
       </w:pPr>
       <w:r>
-        <w:t>No PostgreSQL/PostGIS migration runtime yet.</w:t>
+        <w:t>PostgreSQL/PostGIS migration runtime still needs local execution proof for the newest user-property chat migration.</w:t>
       </w:r>
     </w:p>
     <w:p>
@@ -521,7 +593,7 @@
         <w:pStyle w:val="ListBullet"/>
       </w:pPr>
       <w:r>
-        <w:t>No FastAPI API server yet.</w:t>
+        <w:t>FastAPI development API exists; production API hardening and DB-backed runtime proof are still pending.</w:t>
       </w:r>
     </w:p>
     <w:p>
@@ -529,7 +601,7 @@
         <w:pStyle w:val="ListBullet"/>
       </w:pPr>
       <w:r>
-        <w:t>Next.js App Router UI shell exists at the repo root (`app/`, `npm run dev`); listings feed and map/chat/settings/admin are placeholders until FastAPI and CRM/map APIs land.</w:t>
+        <w:t>Next.js App Router UI shell exists at the repo root (`app/`, `npm run dev`); listings feed, map data, and admin are still partial, while account/chat now have first backend contracts.</w:t>
       </w:r>
     </w:p>
     <w:p>
@@ -577,7 +649,7 @@
         <w:pStyle w:val="ListBullet"/>
       </w:pPr>
       <w:r>
-        <w:t>`/listings`, `/properties/[id]`, `/map`, `/chat`, `/settings`, and `/admin` routes exist as designed shells; canonical listing search, map layers, and CRM are not wired to real APIs yet.</w:t>
+        <w:t>`/listings`, `/properties/[id]`, `/map`, `/chat`, `/settings`, and `/admin` routes exist; canonical listing search and map layers remain partial, while `/chat` and `/settings` now use the first account/chat contracts.</w:t>
       </w:r>
     </w:p>
     <w:p>
@@ -585,7 +657,7 @@
         <w:pStyle w:val="ListBullet"/>
       </w:pPr>
       <w:r>
-        <w:t>No real CRM messaging integration yet.</w:t>
+        <w:t>CRM messaging has a local property-chat bridge, but no external messaging provider integration yet.</w:t>
       </w:r>
     </w:p>
     <w:p>
